--- a/QED Course/Lesson 47 The Photon Propagator.docx
+++ b/QED Course/Lesson 47 The Photon Propagator.docx
@@ -58,7 +58,7 @@
     </w:p>
     <w:p>
       <w:pPr>
-        <w:pStyle w:val="Heading1"/>
+        <w:pStyle w:val="Heading2"/>
       </w:pPr>
       <w:r>
         <w:t>How to use this lesson</w:t>
@@ -71,7 +71,7 @@
     </w:p>
     <w:p>
       <w:pPr>
-        <w:pStyle w:val="Heading2"/>
+        <w:pStyle w:val="Heading3"/>
       </w:pPr>
       <w:r>
         <w:t>Learning objectives</w:t>
@@ -135,7 +135,7 @@
     </w:p>
     <w:p>
       <w:pPr>
-        <w:pStyle w:val="Heading2"/>
+        <w:pStyle w:val="Heading3"/>
       </w:pPr>
       <w:r>
         <w:t>Notation and conventions</w:t>
@@ -387,7 +387,7 @@
     </w:tbl>
     <w:p>
       <w:pPr>
-        <w:pStyle w:val="Heading1"/>
+        <w:pStyle w:val="Heading2"/>
       </w:pPr>
       <w:r>
         <w:t>1 The photon two-point function</w:t>
@@ -395,7 +395,7 @@
     </w:p>
     <w:p>
       <w:pPr>
-        <w:pStyle w:val="Heading2"/>
+        <w:pStyle w:val="Heading3"/>
       </w:pPr>
       <w:r>
         <w:t>1.1 Constructing D^ij(x−y)</w:t>
@@ -789,7 +789,7 @@
     </w:p>
     <w:p>
       <w:pPr>
-        <w:pStyle w:val="Heading2"/>
+        <w:pStyle w:val="Heading3"/>
       </w:pPr>
       <w:r>
         <w:t>1.2 What is different here</w:t>
@@ -801,10 +801,11 @@
       </w:r>
     </w:p>
     <w:p>
-      <w:pPr>
-        <w:pStyle w:val="Heading3"/>
-      </w:pPr>
       <w:r>
+        <w:rPr>
+          <w:b/>
+          <w:i/>
+        </w:rPr>
         <w:t>Worked example 1</w:t>
       </w:r>
     </w:p>
@@ -815,7 +816,7 @@
     </w:p>
     <w:p>
       <w:pPr>
-        <w:pStyle w:val="Heading1"/>
+        <w:pStyle w:val="Heading2"/>
       </w:pPr>
       <w:r>
         <w:t>2 Time-ordering</w:t>
@@ -823,7 +824,7 @@
     </w:p>
     <w:p>
       <w:pPr>
-        <w:pStyle w:val="Heading2"/>
+        <w:pStyle w:val="Heading3"/>
       </w:pPr>
       <w:r>
         <w:t>2.1 The definition</w:t>
@@ -1078,7 +1079,7 @@
     </w:p>
     <w:p>
       <w:pPr>
-        <w:pStyle w:val="Heading2"/>
+        <w:pStyle w:val="Heading3"/>
       </w:pPr>
       <w:r>
         <w:t>2.2 A scope note on A⁰</w:t>
@@ -1090,10 +1091,11 @@
       </w:r>
     </w:p>
     <w:p>
-      <w:pPr>
-        <w:pStyle w:val="Heading3"/>
-      </w:pPr>
       <w:r>
+        <w:rPr>
+          <w:b/>
+          <w:i/>
+        </w:rPr>
         <w:t>Worked example 2</w:t>
       </w:r>
     </w:p>
@@ -1104,7 +1106,7 @@
     </w:p>
     <w:p>
       <w:pPr>
-        <w:pStyle w:val="Heading1"/>
+        <w:pStyle w:val="Heading2"/>
       </w:pPr>
       <w:r>
         <w:t>3 The momentum-space propagator</w:t>
@@ -1112,7 +1114,7 @@
     </w:p>
     <w:p>
       <w:pPr>
-        <w:pStyle w:val="Heading2"/>
+        <w:pStyle w:val="Heading3"/>
       </w:pPr>
       <w:r>
         <w:t>3.1 The proposed form</w:t>
@@ -1322,7 +1324,7 @@
     </w:p>
     <w:p>
       <w:pPr>
-        <w:pStyle w:val="Heading2"/>
+        <w:pStyle w:val="Heading3"/>
       </w:pPr>
       <w:r>
         <w:t>3.2 Checking the Green's function property</w:t>
@@ -1751,10 +1753,11 @@
       </w:r>
     </w:p>
     <w:p>
-      <w:pPr>
-        <w:pStyle w:val="Heading3"/>
-      </w:pPr>
       <w:r>
+        <w:rPr>
+          <w:b/>
+          <w:i/>
+        </w:rPr>
         <w:t>Worked example 3</w:t>
       </w:r>
     </w:p>
@@ -1765,7 +1768,7 @@
     </w:p>
     <w:p>
       <w:pPr>
-        <w:pStyle w:val="Heading2"/>
+        <w:pStyle w:val="Heading3"/>
       </w:pPr>
       <w:r>
         <w:t>3.3 The massless pole</w:t>
@@ -1778,7 +1781,7 @@
     </w:p>
     <w:p>
       <w:pPr>
-        <w:pStyle w:val="Heading1"/>
+        <w:pStyle w:val="Heading2"/>
       </w:pPr>
       <w:r>
         <w:t>4 A simpler, covariant alternative</w:t>
@@ -1786,7 +1789,7 @@
     </w:p>
     <w:p>
       <w:pPr>
-        <w:pStyle w:val="Heading2"/>
+        <w:pStyle w:val="Heading3"/>
       </w:pPr>
       <w:r>
         <w:t>4.1 The Feynman-gauge propagator</w:t>
@@ -1887,7 +1890,7 @@
     </w:p>
     <w:p>
       <w:pPr>
-        <w:pStyle w:val="Heading2"/>
+        <w:pStyle w:val="Heading3"/>
       </w:pPr>
       <w:r>
         <w:t>4.2 Comparing the spatial block</w:t>
@@ -1900,7 +1903,7 @@
     </w:p>
     <w:p>
       <w:pPr>
-        <w:pStyle w:val="Heading2"/>
+        <w:pStyle w:val="Heading3"/>
       </w:pPr>
       <w:r>
         <w:t>4.3 A first plausibility argument</w:t>
@@ -1912,10 +1915,11 @@
       </w:r>
     </w:p>
     <w:p>
-      <w:pPr>
-        <w:pStyle w:val="Heading3"/>
-      </w:pPr>
       <w:r>
+        <w:rPr>
+          <w:b/>
+          <w:i/>
+        </w:rPr>
         <w:t>Worked example 4</w:t>
       </w:r>
     </w:p>
@@ -1926,7 +1930,7 @@
     </w:p>
     <w:p>
       <w:pPr>
-        <w:pStyle w:val="Heading1"/>
+        <w:pStyle w:val="Heading2"/>
       </w:pPr>
       <w:r>
         <w:t>5 Connections to QED</w:t>
@@ -2183,7 +2187,7 @@
     </w:p>
     <w:p>
       <w:pPr>
-        <w:pStyle w:val="Heading1"/>
+        <w:pStyle w:val="Heading2"/>
       </w:pPr>
       <w:r>
         <w:t>6 Summary</w:t>
@@ -2263,7 +2267,7 @@
     </w:p>
     <w:p>
       <w:pPr>
-        <w:pStyle w:val="Heading1"/>
+        <w:pStyle w:val="Heading2"/>
       </w:pPr>
       <w:r>
         <w:t>Exercises</w:t>
@@ -2923,7 +2927,7 @@
     </w:tbl>
     <w:p>
       <w:pPr>
-        <w:pStyle w:val="Heading1"/>
+        <w:pStyle w:val="Heading2"/>
       </w:pPr>
       <w:r>
         <w:t>Solutions</w:t>
@@ -3155,7 +3159,7 @@
     </w:p>
     <w:p>
       <w:pPr>
-        <w:pStyle w:val="Heading1"/>
+        <w:pStyle w:val="Heading2"/>
       </w:pPr>
       <w:r>
         <w:t>Mastery checklist</w:t>
@@ -3203,7 +3207,7 @@
     </w:p>
     <w:p>
       <w:pPr>
-        <w:pStyle w:val="Heading1"/>
+        <w:pStyle w:val="Heading2"/>
       </w:pPr>
       <w:r>
         <w:t>Next lesson</w:t>
